--- a/klagomål/Blåbergssjön FSC-klagomål.docx
+++ b/klagomål/Blåbergssjön FSC-klagomål.docx
@@ -1,6 +1,6 @@
 
 <file path=word/document.xml><?xml version="1.0" encoding="utf-8"?>
-<w:document xmlns:wpc="http://schemas.microsoft.com/office/word/2010/wordprocessingCanvas" xmlns:cx="http://schemas.microsoft.com/office/drawing/2014/chartex" xmlns:cx1="http://schemas.microsoft.com/office/drawing/2015/9/8/chartex" xmlns:cx2="http://schemas.microsoft.com/office/drawing/2015/10/21/chartex" xmlns:cx3="http://schemas.microsoft.com/office/drawing/2016/5/9/chartex" xmlns:cx4="http://schemas.microsoft.com/office/drawing/2016/5/10/chartex" xmlns:cx5="http://schemas.microsoft.com/office/drawing/2016/5/11/chartex" xmlns:cx6="http://schemas.microsoft.com/office/drawing/2016/5/12/chartex" xmlns:cx7="http://schemas.microsoft.com/office/drawing/2016/5/13/chartex" xmlns:cx8="http://schemas.microsoft.com/office/drawing/2016/5/14/chartex" xmlns:mc="http://schemas.openxmlformats.org/markup-compatibility/2006" xmlns:aink="http://schemas.microsoft.com/office/drawing/2016/ink" xmlns:am3d="http://schemas.microsoft.com/office/drawing/2017/model3d" xmlns:o="urn:schemas-microsoft-com:office:office" xmlns:oel="http://schemas.microsoft.com/office/2019/extlst" xmlns:r="http://schemas.openxmlformats.org/officeDocument/2006/relationships" xmlns:m="http://schemas.openxmlformats.org/officeDocument/2006/math" xmlns:v="urn:schemas-microsoft-com:vml" xmlns:wp14="http://schemas.microsoft.com/office/word/2010/wordprocessingDrawing" xmlns:wp="http://schemas.openxmlformats.org/drawingml/2006/wordprocessingDrawing" xmlns:w10="urn:schemas-microsoft-com:office:word" xmlns:w="http://schemas.openxmlformats.org/wordprocessingml/2006/main" xmlns:w14="http://schemas.microsoft.com/office/word/2010/wordml" xmlns:w15="http://schemas.microsoft.com/office/word/2012/wordml" xmlns:w16cex="http://schemas.microsoft.com/office/word/2018/wordml/cex" xmlns:w16cid="http://schemas.microsoft.com/office/word/2016/wordml/cid" xmlns:w16="http://schemas.microsoft.com/office/word/2018/wordml" xmlns:w16sdtdh="http://schemas.microsoft.com/office/word/2020/wordml/sdtdatahash" xmlns:w16se="http://schemas.microsoft.com/office/word/2015/wordml/symex" xmlns:wpg="http://schemas.microsoft.com/office/word/2010/wordprocessingGroup" xmlns:wpi="http://schemas.microsoft.com/office/word/2010/wordprocessingInk" xmlns:wne="http://schemas.microsoft.com/office/word/2006/wordml" xmlns:wps="http://schemas.microsoft.com/office/word/2010/wordprocessingShape" mc:Ignorable="w14 w15 w16se w16cid w16 w16cex w16sdtdh wp14">
+<w:document xmlns:wpc="http://schemas.microsoft.com/office/word/2010/wordprocessingCanvas" xmlns:cx="http://schemas.microsoft.com/office/drawing/2014/chartex" xmlns:cx1="http://schemas.microsoft.com/office/drawing/2015/9/8/chartex" xmlns:cx2="http://schemas.microsoft.com/office/drawing/2015/10/21/chartex" xmlns:cx3="http://schemas.microsoft.com/office/drawing/2016/5/9/chartex" xmlns:cx4="http://schemas.microsoft.com/office/drawing/2016/5/10/chartex" xmlns:cx5="http://schemas.microsoft.com/office/drawing/2016/5/11/chartex" xmlns:cx6="http://schemas.microsoft.com/office/drawing/2016/5/12/chartex" xmlns:cx7="http://schemas.microsoft.com/office/drawing/2016/5/13/chartex" xmlns:cx8="http://schemas.microsoft.com/office/drawing/2016/5/14/chartex" xmlns:mc="http://schemas.openxmlformats.org/markup-compatibility/2006" xmlns:aink="http://schemas.microsoft.com/office/drawing/2016/ink" xmlns:am3d="http://schemas.microsoft.com/office/drawing/2017/model3d" xmlns:o="urn:schemas-microsoft-com:office:office" xmlns:oel="http://schemas.microsoft.com/office/2019/extlst" xmlns:r="http://schemas.openxmlformats.org/officeDocument/2006/relationships" xmlns:m="http://schemas.openxmlformats.org/officeDocument/2006/math" xmlns:v="urn:schemas-microsoft-com:vml" xmlns:wp14="http://schemas.microsoft.com/office/word/2010/wordprocessingDrawing" xmlns:wp="http://schemas.openxmlformats.org/drawingml/2006/wordprocessingDrawing" xmlns:w10="urn:schemas-microsoft-com:office:word" xmlns:w="http://schemas.openxmlformats.org/wordprocessingml/2006/main" xmlns:w14="http://schemas.microsoft.com/office/word/2010/wordml" xmlns:w15="http://schemas.microsoft.com/office/word/2012/wordml" xmlns:w16cex="http://schemas.microsoft.com/office/word/2018/wordml/cex" xmlns:w16cid="http://schemas.microsoft.com/office/word/2016/wordml/cid" xmlns:w16="http://schemas.microsoft.com/office/word/2018/wordml" xmlns:w16du="http://schemas.microsoft.com/office/word/2023/wordml/word16du" xmlns:w16sdtdh="http://schemas.microsoft.com/office/word/2020/wordml/sdtdatahash" xmlns:w16sdtfl="http://schemas.microsoft.com/office/word/2024/wordml/sdtformatlock" xmlns:w16se="http://schemas.microsoft.com/office/word/2015/wordml/symex" xmlns:wpg="http://schemas.microsoft.com/office/word/2010/wordprocessingGroup" xmlns:wpi="http://schemas.microsoft.com/office/word/2010/wordprocessingInk" xmlns:wne="http://schemas.microsoft.com/office/word/2006/wordml" xmlns:wps="http://schemas.microsoft.com/office/word/2010/wordprocessingShape" mc:Ignorable="w14 w15 w16se w16cid w16 w16cex w16sdtdh w16sdtfl w16du wp14">
   <w:body>
     <w:p>
       <w:r>
@@ -112,7 +112,7 @@
         <w:pStyle w:val="ListBullet"/>
       </w:pPr>
       <w:r>
-        <w:t>Om ett ombud (tex Norra skog eller Mellanskog) avverkningsanmäler en skog med naturvärden motsvarande nyckelbiotops kvalité men markägaren inte är FSC certifierad, bör du skicka in ett FSC kontrollerat virke klagomål. Då ska klagomålet skickas till ombudsföretaget.</w:t>
+        <w:t>Om ett ombud (tex Norra skog eller Mellanskog) avverkningsanmäler en skog med naturvärden motsvarande nyckelbiotops kvalitet men markägaren inte är FSC certifierad, bör du skicka in ett FSC kontrollerat virke klagomål. Då ska klagomålet skickas till ombudsföretaget.</w:t>
       </w:r>
     </w:p>
     <w:p>
@@ -168,35 +168,7 @@
     </w:p>
     <w:p>
       <w:r>
-        <w:t>Detta dokument behandlar höga naturvärden i avverkningsanmälan Blåbergssjön i Bjurholms kommun. Denna avverkningsanmälan inkom 2025-08-02 och omfattar 27,1 ha.</w:t>
-      </w:r>
-    </w:p>
-    <w:p>
-      <w:r>
-        <w:t>Nedan presenteras fynd av naturvårdsarter som gjorts i det avverkningsanmälda området, samt relevanta utdrag ur standarderna för FSC, Chain of Custody, Controlled Wood och PEFC.</w:t>
-      </w:r>
-    </w:p>
-    <w:p>
-      <w:r>
-        <w:t>Vi förväntar oss att ni återkommer med ett skriftligt svar på vårt klagomål och även beskriver vilka korrigerande åtgärder ni satt in för att rätta till identifierade brister i er efterlevnad av den svenska FSC standarden.</w:t>
-      </w:r>
-    </w:p>
-    <w:p>
-      <w:pPr>
-        <w:pStyle w:val="Heading1"/>
-      </w:pPr>
-      <w:r>
-        <w:t>Naturvårdsarter</w:t>
-      </w:r>
-    </w:p>
-    <w:p>
-      <w:r>
-        <w:t>I avverkningsanmälan har följande 10 naturvårdsarter hittats: blanksvart spiklav (NT), dvärgbägarlav (NT), garnlav (NT), mörk kolflarnlav (NT), reliktbock (NT), vedflamlav (NT), vedskivlav (NT), dropptaggsvamp (S), skuggblåslav (S) och vedticka (S). Av dessa är 7 rödlistade. För rödlistade arter har rödlistekategorin angivits inom parentes. Arter som är signalarter enligt Skogsstyrelsen har markerats med (S).</w:t>
-      </w:r>
-    </w:p>
-    <w:p>
-      <w:r>
-        <w:t>De påträffade naturvårdsarterna är ett tydligt kvitto på att detta rör sig om en skog med höga naturvärden. I Figur 1 visas en karta över det avverkningsanmälda området, där samtliga fyndplatser för naturvårdsarter som finns registrerade på Artportalen har markerats.</w:t>
+        <w:t>Detta klagomål behandlar höga naturvärden i avverkningsanmälan Blåbergssjön i Bjurholms kommun som inkom 2026-07-12 och omfattar 27,1 ha.</w:t>
       </w:r>
     </w:p>
     <w:p>
@@ -206,7 +178,7 @@
       <w:r>
         <w:drawing>
           <wp:inline xmlns:a="http://schemas.openxmlformats.org/drawingml/2006/main" xmlns:pic="http://schemas.openxmlformats.org/drawingml/2006/picture">
-            <wp:extent cx="5486400" cy="6963508"/>
+            <wp:extent cx="4734594" cy="5724000"/>
             <wp:docPr id="1" name="Picture 1"/>
             <wp:cNvGraphicFramePr>
               <a:graphicFrameLocks noChangeAspect="1"/>
@@ -227,7 +199,7 @@
                   <pic:spPr>
                     <a:xfrm>
                       <a:off x="0" y="0"/>
-                      <a:ext cx="5486400" cy="6963508"/>
+                      <a:ext cx="4734594" cy="5724000"/>
                     </a:xfrm>
                     <a:prstGeom prst="rect"/>
                   </pic:spPr>
@@ -241,9 +213,67 @@
     <w:p>
       <w:pPr>
         <w:pStyle w:val="Caption"/>
+        <w:spacing w:after="240"/>
       </w:pPr>
       <w:r>
-        <w:t>Figur 1. Fyndplatser för naturvårdsarter i det avverkningsanmälda området (röd linje). Markörer utan svart kant är placerade på fyndplatsen. Markörer med svart kant är placerade vid sidan av fyndplatsen och har ett svart streck som visar fyndplatsens exakta position. Kartans mittpunktskoordinat är N 7095604, E 686135 i SWEREF 99 TM.</w:t>
+        <w:t>Figur 1. Fyndplatser för naturvårdsarter i och inom 22 meter från avverkningsanmälan. Markörer utan svart kant är placerade på fyndplatsen. Markörer med svart kant är placerade vid sidan av fyndplatsen har ett svart streck som visar fyndplatsens exakta position. Kartans mittpunktskoordinat är N 7095604, E 686135 i SWEREF 99 TM.</w:t>
+      </w:r>
+    </w:p>
+    <w:p>
+      <w:r>
+        <w:t>I och inom 22 meter från avverkningsanmälan finns fynd av 12 naturvårdsarter, varav 11 är rödlistade, 8 är typiska (T) och 1 är signalart (S): garnlav (VU, T), blanksvart spiklav (NT), blågrå svartspik (NT), dropptaggsvamp (NT, T), dvärgbägarlav (NT, T), mörk kolflarnlav (NT), reliktbock (NT, T), skuggblåslav (NT, T), vedflamlav (NT), vedskivlav (NT, T), violettgrå tagellav (NT, T) och vedticka (S, T). Se Figur 1.</w:t>
+      </w:r>
+    </w:p>
+    <w:p>
+      <w:r>
+        <w:t>Nedan presenteras relevanta utdrag ur standarderna för FSC, Chain of Custody, Controlled Wood och PEFC.</w:t>
+      </w:r>
+    </w:p>
+    <w:p>
+      <w:r>
+        <w:t>Vi förväntar oss att ni återkommer med ett skriftligt svar på vårt klagomål och även beskriver vilka korrigerande åtgärder ni satt in för att rätta till identifierade brister i er efterlevnad av den svenska FSC standarden.</w:t>
+      </w:r>
+    </w:p>
+    <w:p>
+      <w:pPr>
+        <w:pStyle w:val="Heading1"/>
+      </w:pPr>
+      <w:r>
+        <w:t>Naturvårdsarter och fridlysta arter</w:t>
+      </w:r>
+    </w:p>
+    <w:p>
+      <w:r>
+        <w:t>Nedan följer beskrivningar av de naturvårdsarter och fridlysta arter som har sina livsmiljöer och växtplatser i den avverkningsanmälda skogen. De påträffade naturvårdsarterna är ett tydligt kvitto på att det rör sig om en skog med höga naturvärden.</w:t>
+      </w:r>
+    </w:p>
+    <w:p>
+      <w:r>
+        <w:rPr>
+          <w:b/>
+        </w:rPr>
+        <w:t>Garnlav (VU)</w:t>
+      </w:r>
+      <w:r>
+        <w:t xml:space="preserve"> är en utpräglad barrskogsart som ibland kan drapera träden i norrländska grannaturskogar med hög luftfuktighet. Den förekommer även i talldominerade bestånd där den, förutom i trädens grenverk, påträffas hängande över ojämnheter i tallbarken. Arten har minskat starkt i södra och mellersta Sverige och den minskar även i sitt nordliga utbredningsområde. Minskningstakten uppgår till 30 (20–50) % inom 50 år och överstiger gränsvärdet för Sårbar (VU). Orsaken till tillbakagången beror främst på slutavverkningar av naturskogsartade skogar. Bestånd med riklig förekomst bör regelmässigt sparas, vilket även gynnar flera andra sällsynta och rödlistade arter. Garnlav är värdväxt för den mycket sällsynta och akut hotade fjärilen barrskogslavfly (CR) som hör hemma i boreala barrskogar med riklig förekomst av värdväxten. Tidigare kunde arten konstateras årligen på flera platser vid Dala-Floda i Dalarna innan lokalerna kalavverkades. Senaste fyndet i landet av barrskogslavfly är från år 2000 då den påträffades vid Högberget i Sollefteå kommun. Garnlav är typisk art för </w:t>
+      </w:r>
+      <w:r>
+        <w:rPr>
+          <w:i/>
+        </w:rPr>
+        <w:t xml:space="preserve">9010 Taiga </w:t>
+      </w:r>
+      <w:r>
+        <w:t>och</w:t>
+      </w:r>
+      <w:r>
+        <w:rPr>
+          <w:i/>
+        </w:rPr>
+        <w:t xml:space="preserve"> 9070 Trädklädd betesmark</w:t>
+      </w:r>
+      <w:r>
+        <w:t xml:space="preserve"> (SLU Artdatabanken, 2026).</w:t>
       </w:r>
     </w:p>
     <w:p>
@@ -262,10 +292,10 @@
         <w:rPr>
           <w:b/>
         </w:rPr>
-        <w:t>Dvärgbägarlav (NT)</w:t>
+        <w:t>Blågrå svartspik (NT)</w:t>
       </w:r>
       <w:r>
-        <w:t xml:space="preserve"> förekommer över hela Sverige på gammal hård ved, huvudsakligen på tall men i södra Sverige även på ek. Veden utgörs framförallt av grova stubbar, lågor och grenar. Substratet har blivit sällsyntare och nybildning av substrat sker bara i begränsad omfattning. Arten hotas av att grova lågor blir allt sällsyntare i dagens kulturskogar samt att nybildningen av lämpliga substrat går mycket långsamt. En riklig tillgång på gamla tall- eller eklågor måste säkerställas på artens lokaler (SLU Artdatabanken, 2024; Nitare &amp; Skogsstyrelsen, 2019).</w:t>
+        <w:t xml:space="preserve"> växer på torr, hård ved av gamla, solbelysta torrakor, högstubbar av tall och grova döda grenar på levande tallar i öppna bestånd av naturskogskaraktär. Nästan alltid rör det sig om tjärrika torrträd och högstubbar (töreved, keloträd) som kan vara en bra bit över hundra år, i vissa fall sannolikt hundratals år gamla. Skogsbruk är idag det allvarligaste hotet. Ett långsiktigt hot är att nybildningen av gamla torrakor och högstubbar är en långsam process vilken ofta är beroende av skogsbrand. Nytt substrat bildas numera sannolikt nästan inte alls då antalet naturliga skogsbränder har minskat drastiskt på grund av effektivare brandbekämpning. Döda träd som lämnas efter avverkning är inte lämpliga för arten, eftersom dessa träd inte varit utsatta för skogsbrand och bildat tjärrik ved. Skogsbruksåtgärder på eller i närheten av växtplatserna bör undvikas. Naturskogsartade skogar med förekomst av arten indikerar höga biologiska värden och bör bevaras. Blågrå svartspik har en mycket begränsad utbredning utanför de nordiska länderna varför dessa länder har ett speciellt ansvar för arten (SLU Artdatabanken, 2024).</w:t>
       </w:r>
     </w:p>
     <w:p>
@@ -273,10 +303,39 @@
         <w:rPr>
           <w:b/>
         </w:rPr>
-        <w:t>Garnlav (NT)</w:t>
+        <w:t>Dropptaggsvamp (NT)</w:t>
       </w:r>
       <w:r>
-        <w:t xml:space="preserve"> är en utpräglad barrskogsart som ibland kan drapera träden i norrländska grannaturskogar med hög luftfuktighet. Den förekommer även i talldominerade bestånd där den, förutom i trädens grenverk, påträffas hängande över ojämnheter i tallbarken. Arten har minskat starkt i södra och mellersta Sverige och den minskar även i sitt nordliga utbredningsområde. Orsaken till tillbakagången beror främst på slutavverkningar av naturskogsartade skogar. Bestånd med riklig förekomst bör regelmässigt sparas. Garnlav är värdväxt för den mycket sällsynta och akut hotade fjärilen barrskogslavfly (CR) som hör hemma i boreala barrskogar med riklig förekomst av värdväxten. Tidigare kunde arten konstateras årligen på flera platser vid Dala-Floda i Dalarna innan lokalerna kalavverkades. Senaste fyndet i landet av barrskogslavfly är från år 2000 då den påträffades vid Högberget i Sollefteå kommun (SLU Artdatabanken, 2024).</w:t>
+        <w:t xml:space="preserve"> bildar mykorrhiza med tall, främst i barrskog med trädkontinuitet, i magra, torra och ljusöppna lavtallskogar och i barrblandskogar med friskmossor och lingon i fältskiktet. Den totala populationen i landet har minskat och bedöms fortsätta minska till följd av slutavverkningar av tallskog. Det är högst oklart om arten långsiktigt kan etablera och reproducera sig i skogsbestånd som brukas med trakthyggesmetoder, markberedning, gödsling eller föryngring med förädlat plantmaterial. Uppfyller kriterierna för att bli rödlistad på grund av ny kunskap som visar att en större andel av populationen än tidigare bedömt är knuten till kontinuitetsbarrskog. Minskningstakten för den svenska populationen bedöms vara nära gränsvärdet för Sårbar (VU). Dropptaggsvamp är typisk art för </w:t>
+      </w:r>
+      <w:r>
+        <w:rPr>
+          <w:i/>
+        </w:rPr>
+        <w:t xml:space="preserve">9010 Taiga </w:t>
+      </w:r>
+      <w:r>
+        <w:t>(SLU Artdatabanken, 2026).</w:t>
+      </w:r>
+    </w:p>
+    <w:p>
+      <w:r>
+        <w:rPr>
+          <w:b/>
+        </w:rPr>
+        <w:t>Dvärgbägarlav (NT)</w:t>
+      </w:r>
+      <w:r>
+        <w:t xml:space="preserve"> förekommer över hela Sverige på gammal hård ved, huvudsakligen på tall men i södra Sverige även på ek. Veden utgörs framförallt av grova stubbar, lågor och grenar. Substratet har blivit sällsyntare och nybildning av substrat sker bara i begränsad omfattning. Arten hotas av att grova lågor blir allt sällsyntare i dagens kulturskogar samt att nybildningen av lämpliga substrat går mycket långsamt. En riklig tillgång på gamla tall- eller eklågor måste säkerställas på artens lokaler. Dvärgbägarlav är typisk art för </w:t>
+      </w:r>
+      <w:r>
+        <w:rPr>
+          <w:i/>
+        </w:rPr>
+        <w:t>9010 Taiga</w:t>
+      </w:r>
+      <w:r>
+        <w:t xml:space="preserve"> (SLU Artdatabanken, 2024; Nitare &amp; Skogsstyrelsen, 2019).</w:t>
       </w:r>
     </w:p>
     <w:p>
@@ -298,7 +357,45 @@
         <w:t>Reliktbock (NT)</w:t>
       </w:r>
       <w:r>
-        <w:t xml:space="preserve"> är en skalbagge vars larvutveckling sker i tjock, solexponerad skorpbark på gamla, levande tallar. Ofta i träd som under längre tid stått fritt och öppet, t.ex. i kantzoner i odlingslandskap, längs stränder och åsar, men också i gles, gammal tallskog på mager mark. Arten är brandgynnad genom att omgivande småträd och buskar försvinner vid lågintensiva bränder samtidigt som gamla tallar överlever och förblir solexponerade. Minskningstakten för den svenska populationen bedöms vara nära gränsvärdet för Sårbar (VU) och i den europeiska rödlistan är reliktbock rödlistad som Sårbar (VU) vilket innebär att Sverige har ett internationellt ansvar för arten. Gamla tallskogar bör få ett långsiktigt skydd, och inte slutavverkas (SLU Artdatabanken, 2024; IUCN, 2016).</w:t>
+        <w:t xml:space="preserve"> är en skalbagge vars larvutveckling sker i tjock, solexponerad skorpbark på gamla, levande tallar. Ofta i träd som under längre tid stått fritt och öppet, t.ex. i kantzoner i odlingslandskap, längs stränder och åsar, men också i gles, gammal tallskog på mager mark. Arten är brandgynnad genom att omgivande småträd och buskar försvinner vid lågintensiva bränder samtidigt som gamla tallar överlever och förblir solexponerade. Minskningstakten för den svenska populationen bedöms vara nära gränsvärdet för Sårbar (VU) och i den europeiska rödlistan är reliktbock rödlistad som Sårbar (VU) vilket innebär att Sverige har ett internationellt ansvar för arten. Gamla tallskogar bör få ett långsiktigt skydd, och inte slutavverkas. Reliktbock är typisk art för </w:t>
+      </w:r>
+      <w:r>
+        <w:rPr>
+          <w:i/>
+        </w:rPr>
+        <w:t>9010 Taiga</w:t>
+      </w:r>
+      <w:r>
+        <w:t xml:space="preserve"> och</w:t>
+      </w:r>
+      <w:r>
+        <w:rPr>
+          <w:i/>
+        </w:rPr>
+        <w:t xml:space="preserve"> 9060 Åsbarrskog</w:t>
+      </w:r>
+      <w:r>
+        <w:t xml:space="preserve"> (SLU Artdatabanken, 2024; IUCN, 2016).</w:t>
+      </w:r>
+    </w:p>
+    <w:p>
+      <w:r>
+        <w:rPr>
+          <w:b/>
+        </w:rPr>
+        <w:t>Skuggblåslav (NT)</w:t>
+      </w:r>
+      <w:r>
+        <w:t xml:space="preserve"> växer på silikatsten eller gamla träd i äldre naturskogar med hög luftfuktighet. Den påverkas negativt av brist på kontinuitetsskog och minskningstakten för arten bedöms vara nära gränsvärdet för sårbar (VU). Skuggblåslav är typisk art för </w:t>
+      </w:r>
+      <w:r>
+        <w:rPr>
+          <w:i/>
+        </w:rPr>
+        <w:t xml:space="preserve">9010 Taiga </w:t>
+      </w:r>
+      <w:r>
+        <w:t>(Nitare &amp; Skogsstyrelsen, 2019; SLU Artdatabanken, 2026).</w:t>
       </w:r>
     </w:p>
     <w:p>
@@ -309,7 +406,16 @@
         <w:t>Vedflamlav (NT)</w:t>
       </w:r>
       <w:r>
-        <w:t xml:space="preserve"> växer på gammal hård och torr, exponerad kärnved av tall, främst på högstubbar i ljusöppna lägen, t.ex. vid och på myrar, sjökanter, i glesa hällmarkskogar och i brandpräglade tallnaturskogar. Substratet nyskapas i begränsad omfattning och arten är en utmärkt indikator på höga naturvärden i denna skogstyp. Tall- och barrblandskogar med naturskogskaraktär och spår av bränder har ofta höga biologiska värden och bör skyddas (SLU Artdatabanken, 2024).</w:t>
+        <w:t xml:space="preserve"> växer på gammal hård och torr, exponerad kärnved av tall, främst på högstubbar i ljusöppna lägen, t.ex. vid och på myrar, sjökanter, i glesa hällmarkskogar och i brandpräglade tallnaturskogar. Substratet nyskapas i begränsad omfattning och arten är en utmärkt indikator på höga naturvärden i denna skogstyp. Tall- och barrblandskogar med naturskogskaraktär och spår av bränder har ofta höga biologiska värden och bör skyddas. På vedflamlavens bål kan den sällsynta spiklaven/parasiten </w:t>
+      </w:r>
+      <w:r>
+        <w:rPr>
+          <w:i/>
+        </w:rPr>
+        <w:t>Calicium ramboldiicola</w:t>
+      </w:r>
+      <w:r>
+        <w:t xml:space="preserve"> (VU) påträffas (SLU Artdatabanken, 2026).</w:t>
       </w:r>
     </w:p>
     <w:p>
@@ -320,7 +426,56 @@
         <w:t>Vedskivlav (NT)</w:t>
       </w:r>
       <w:r>
-        <w:t xml:space="preserve"> växer på gammal, torr, exponerad, hård kärnved av framförallt tall i naturskogsartade bestånd. Avverkning av tallskog av naturskogskaraktär med spår av återkommande bränder är ett hot. Mängden lämplig ved att växa på för vedskivlav minskar, dels på grund av naturlig nedbrytning men framförallt på grund av att de förstörs i samband med slutavverkningar, gallringar och markberedning. Tall- och blandbarrskogar av naturskogskaraktär med spår av återkommande bränder bör skyddas (SLU Artdatabanken, 2024).</w:t>
+        <w:t xml:space="preserve"> växer på gammal, torr, exponerad, hård kärnved av framförallt tall i naturskogsartade bestånd. Avverkning av tallskog av naturskogskaraktär med spår av återkommande bränder är ett hot. Mängden lämplig ved att växa på för vedskivlav minskar, dels på grund av naturlig nedbrytning men framförallt på grund av att de förstörs i samband med slutavverkningar, gallringar och markberedning. Tall- och blandbarrskogar av naturskogskaraktär med spår av återkommande bränder bör skyddas. Vedskivlav är typisk art för </w:t>
+      </w:r>
+      <w:r>
+        <w:rPr>
+          <w:i/>
+        </w:rPr>
+        <w:t>9010 Taiga</w:t>
+      </w:r>
+      <w:r>
+        <w:t xml:space="preserve"> (SLU Artdatabanken, 2024).</w:t>
+      </w:r>
+    </w:p>
+    <w:p>
+      <w:r>
+        <w:rPr>
+          <w:b/>
+        </w:rPr>
+        <w:t>Violettgrå tagellav (NT)</w:t>
+      </w:r>
+      <w:r>
+        <w:t xml:space="preserve"> växer nästan uteslutande i gamla olikåldriga barrnaturskogar med lång skoglig kontinuitet och är en utmärkt signal på skog med höga naturvärden. Slutavverkning av tidigare aldrig slutavverkad skog (kontinuitetsskog) är det största hotet. Biotopen nyskapas i begränsad omfattning och barrskog äldre än 160 år, där den violettgrå tagellaven huvudsakligen påträffas har minskat med 50% de senaste 50 åren. Lågproduktiv skogsmark där laven förekommer bör undantas från skogsbruk och rika förekomster i äldre granskog bör skyddas. Arten är känslig för uttorkning och det är väsentligt att tillräckligt stora bestånd avsätts. Violettgrå tagellav är typisk art för </w:t>
+      </w:r>
+      <w:r>
+        <w:rPr>
+          <w:i/>
+        </w:rPr>
+        <w:t>9010 Taiga</w:t>
+      </w:r>
+      <w:r>
+        <w:t xml:space="preserve"> (SLU Artdatabanken, 2024; Nitare &amp; Skogsstyrelsen, 2019).</w:t>
+      </w:r>
+    </w:p>
+    <w:p>
+      <w:r>
+        <w:rPr>
+          <w:b/>
+        </w:rPr>
+        <w:t xml:space="preserve">Vedticka </w:t>
+      </w:r>
+      <w:r>
+        <w:t xml:space="preserve">är en bra signalart söder om den naturliga norrlandsgränsen. Den är huvudsakligen knuten till äldre barrskogar där det föreligger långvarig kontinuitet av död barrved. Vedticka är typisk art för </w:t>
+      </w:r>
+      <w:r>
+        <w:rPr>
+          <w:i/>
+        </w:rPr>
+        <w:t xml:space="preserve">9010 Taiga </w:t>
+      </w:r>
+      <w:r>
+        <w:t>(Nitare &amp; Skogsstyrelsen, 2019; SLU Artdatabanken, 2025).</w:t>
       </w:r>
     </w:p>
     <w:p>
@@ -413,7 +568,7 @@
         <w:rPr>
           <w:i/>
         </w:rPr>
-        <w:t>I det avverkningsanmälda skogsområdet har 10 naturvårdsarter varav 7 rödlistade arter sina livsmiljöer och växtplatser.</w:t>
+        <w:t>I det avverkningsanmälda skogsområdet har 12 naturvårdsarter varav 11 rödlistade arter sina livsmiljöer och växtplatser.</w:t>
       </w:r>
     </w:p>
     <w:p>
@@ -618,7 +773,7 @@
 </file>
 
 <file path=word/endnotes.xml><?xml version="1.0" encoding="utf-8"?>
-<w:endnotes xmlns:wpc="http://schemas.microsoft.com/office/word/2010/wordprocessingCanvas" xmlns:cx="http://schemas.microsoft.com/office/drawing/2014/chartex" xmlns:cx1="http://schemas.microsoft.com/office/drawing/2015/9/8/chartex" xmlns:cx2="http://schemas.microsoft.com/office/drawing/2015/10/21/chartex" xmlns:cx3="http://schemas.microsoft.com/office/drawing/2016/5/9/chartex" xmlns:cx4="http://schemas.microsoft.com/office/drawing/2016/5/10/chartex" xmlns:cx5="http://schemas.microsoft.com/office/drawing/2016/5/11/chartex" xmlns:cx6="http://schemas.microsoft.com/office/drawing/2016/5/12/chartex" xmlns:cx7="http://schemas.microsoft.com/office/drawing/2016/5/13/chartex" xmlns:cx8="http://schemas.microsoft.com/office/drawing/2016/5/14/chartex" xmlns:mc="http://schemas.openxmlformats.org/markup-compatibility/2006" xmlns:aink="http://schemas.microsoft.com/office/drawing/2016/ink" xmlns:am3d="http://schemas.microsoft.com/office/drawing/2017/model3d" xmlns:o="urn:schemas-microsoft-com:office:office" xmlns:oel="http://schemas.microsoft.com/office/2019/extlst" xmlns:r="http://schemas.openxmlformats.org/officeDocument/2006/relationships" xmlns:m="http://schemas.openxmlformats.org/officeDocument/2006/math" xmlns:v="urn:schemas-microsoft-com:vml" xmlns:wp14="http://schemas.microsoft.com/office/word/2010/wordprocessingDrawing" xmlns:wp="http://schemas.openxmlformats.org/drawingml/2006/wordprocessingDrawing" xmlns:w10="urn:schemas-microsoft-com:office:word" xmlns:w="http://schemas.openxmlformats.org/wordprocessingml/2006/main" xmlns:w14="http://schemas.microsoft.com/office/word/2010/wordml" xmlns:w15="http://schemas.microsoft.com/office/word/2012/wordml" xmlns:w16cex="http://schemas.microsoft.com/office/word/2018/wordml/cex" xmlns:w16cid="http://schemas.microsoft.com/office/word/2016/wordml/cid" xmlns:w16="http://schemas.microsoft.com/office/word/2018/wordml" xmlns:w16sdtdh="http://schemas.microsoft.com/office/word/2020/wordml/sdtdatahash" xmlns:w16se="http://schemas.microsoft.com/office/word/2015/wordml/symex" xmlns:wpg="http://schemas.microsoft.com/office/word/2010/wordprocessingGroup" xmlns:wpi="http://schemas.microsoft.com/office/word/2010/wordprocessingInk" xmlns:wne="http://schemas.microsoft.com/office/word/2006/wordml" xmlns:wps="http://schemas.microsoft.com/office/word/2010/wordprocessingShape" mc:Ignorable="w14 w15 w16se w16cid w16 w16cex w16sdtdh wp14">
+<w:endnotes xmlns:wpc="http://schemas.microsoft.com/office/word/2010/wordprocessingCanvas" xmlns:cx="http://schemas.microsoft.com/office/drawing/2014/chartex" xmlns:cx1="http://schemas.microsoft.com/office/drawing/2015/9/8/chartex" xmlns:cx2="http://schemas.microsoft.com/office/drawing/2015/10/21/chartex" xmlns:cx3="http://schemas.microsoft.com/office/drawing/2016/5/9/chartex" xmlns:cx4="http://schemas.microsoft.com/office/drawing/2016/5/10/chartex" xmlns:cx5="http://schemas.microsoft.com/office/drawing/2016/5/11/chartex" xmlns:cx6="http://schemas.microsoft.com/office/drawing/2016/5/12/chartex" xmlns:cx7="http://schemas.microsoft.com/office/drawing/2016/5/13/chartex" xmlns:cx8="http://schemas.microsoft.com/office/drawing/2016/5/14/chartex" xmlns:mc="http://schemas.openxmlformats.org/markup-compatibility/2006" xmlns:aink="http://schemas.microsoft.com/office/drawing/2016/ink" xmlns:am3d="http://schemas.microsoft.com/office/drawing/2017/model3d" xmlns:o="urn:schemas-microsoft-com:office:office" xmlns:oel="http://schemas.microsoft.com/office/2019/extlst" xmlns:r="http://schemas.openxmlformats.org/officeDocument/2006/relationships" xmlns:m="http://schemas.openxmlformats.org/officeDocument/2006/math" xmlns:v="urn:schemas-microsoft-com:vml" xmlns:wp14="http://schemas.microsoft.com/office/word/2010/wordprocessingDrawing" xmlns:wp="http://schemas.openxmlformats.org/drawingml/2006/wordprocessingDrawing" xmlns:w10="urn:schemas-microsoft-com:office:word" xmlns:w="http://schemas.openxmlformats.org/wordprocessingml/2006/main" xmlns:w14="http://schemas.microsoft.com/office/word/2010/wordml" xmlns:w15="http://schemas.microsoft.com/office/word/2012/wordml" xmlns:w16cex="http://schemas.microsoft.com/office/word/2018/wordml/cex" xmlns:w16cid="http://schemas.microsoft.com/office/word/2016/wordml/cid" xmlns:w16="http://schemas.microsoft.com/office/word/2018/wordml" xmlns:w16du="http://schemas.microsoft.com/office/word/2023/wordml/word16du" xmlns:w16sdtdh="http://schemas.microsoft.com/office/word/2020/wordml/sdtdatahash" xmlns:w16sdtfl="http://schemas.microsoft.com/office/word/2024/wordml/sdtformatlock" xmlns:w16se="http://schemas.microsoft.com/office/word/2015/wordml/symex" xmlns:wpg="http://schemas.microsoft.com/office/word/2010/wordprocessingGroup" xmlns:wpi="http://schemas.microsoft.com/office/word/2010/wordprocessingInk" xmlns:wne="http://schemas.microsoft.com/office/word/2006/wordml" xmlns:wps="http://schemas.microsoft.com/office/word/2010/wordprocessingShape" mc:Ignorable="w14 w15 w16se w16cid w16 w16cex w16sdtdh w16sdtfl w16du wp14">
   <w:endnote w:type="separator" w:id="-1">
     <w:p>
       <w:pPr>
@@ -643,7 +798,7 @@
 </file>
 
 <file path=word/footer1.xml><?xml version="1.0" encoding="utf-8"?>
-<w:ftr xmlns:wpc="http://schemas.microsoft.com/office/word/2010/wordprocessingCanvas" xmlns:cx="http://schemas.microsoft.com/office/drawing/2014/chartex" xmlns:cx1="http://schemas.microsoft.com/office/drawing/2015/9/8/chartex" xmlns:cx2="http://schemas.microsoft.com/office/drawing/2015/10/21/chartex" xmlns:cx3="http://schemas.microsoft.com/office/drawing/2016/5/9/chartex" xmlns:cx4="http://schemas.microsoft.com/office/drawing/2016/5/10/chartex" xmlns:cx5="http://schemas.microsoft.com/office/drawing/2016/5/11/chartex" xmlns:cx6="http://schemas.microsoft.com/office/drawing/2016/5/12/chartex" xmlns:cx7="http://schemas.microsoft.com/office/drawing/2016/5/13/chartex" xmlns:cx8="http://schemas.microsoft.com/office/drawing/2016/5/14/chartex" xmlns:mc="http://schemas.openxmlformats.org/markup-compatibility/2006" xmlns:aink="http://schemas.microsoft.com/office/drawing/2016/ink" xmlns:am3d="http://schemas.microsoft.com/office/drawing/2017/model3d" xmlns:o="urn:schemas-microsoft-com:office:office" xmlns:oel="http://schemas.microsoft.com/office/2019/extlst" xmlns:r="http://schemas.openxmlformats.org/officeDocument/2006/relationships" xmlns:m="http://schemas.openxmlformats.org/officeDocument/2006/math" xmlns:v="urn:schemas-microsoft-com:vml" xmlns:wp14="http://schemas.microsoft.com/office/word/2010/wordprocessingDrawing" xmlns:wp="http://schemas.openxmlformats.org/drawingml/2006/wordprocessingDrawing" xmlns:w10="urn:schemas-microsoft-com:office:word" xmlns:w="http://schemas.openxmlformats.org/wordprocessingml/2006/main" xmlns:w14="http://schemas.microsoft.com/office/word/2010/wordml" xmlns:w15="http://schemas.microsoft.com/office/word/2012/wordml" xmlns:w16cex="http://schemas.microsoft.com/office/word/2018/wordml/cex" xmlns:w16cid="http://schemas.microsoft.com/office/word/2016/wordml/cid" xmlns:w16="http://schemas.microsoft.com/office/word/2018/wordml" xmlns:w16sdtdh="http://schemas.microsoft.com/office/word/2020/wordml/sdtdatahash" xmlns:w16se="http://schemas.microsoft.com/office/word/2015/wordml/symex" xmlns:wpg="http://schemas.microsoft.com/office/word/2010/wordprocessingGroup" xmlns:wpi="http://schemas.microsoft.com/office/word/2010/wordprocessingInk" xmlns:wne="http://schemas.microsoft.com/office/word/2006/wordml" xmlns:wps="http://schemas.microsoft.com/office/word/2010/wordprocessingShape" mc:Ignorable="w14 w15 w16se w16cid w16 w16cex w16sdtdh wp14">
+<w:ftr xmlns:wpc="http://schemas.microsoft.com/office/word/2010/wordprocessingCanvas" xmlns:cx="http://schemas.microsoft.com/office/drawing/2014/chartex" xmlns:cx1="http://schemas.microsoft.com/office/drawing/2015/9/8/chartex" xmlns:cx2="http://schemas.microsoft.com/office/drawing/2015/10/21/chartex" xmlns:cx3="http://schemas.microsoft.com/office/drawing/2016/5/9/chartex" xmlns:cx4="http://schemas.microsoft.com/office/drawing/2016/5/10/chartex" xmlns:cx5="http://schemas.microsoft.com/office/drawing/2016/5/11/chartex" xmlns:cx6="http://schemas.microsoft.com/office/drawing/2016/5/12/chartex" xmlns:cx7="http://schemas.microsoft.com/office/drawing/2016/5/13/chartex" xmlns:cx8="http://schemas.microsoft.com/office/drawing/2016/5/14/chartex" xmlns:mc="http://schemas.openxmlformats.org/markup-compatibility/2006" xmlns:aink="http://schemas.microsoft.com/office/drawing/2016/ink" xmlns:am3d="http://schemas.microsoft.com/office/drawing/2017/model3d" xmlns:o="urn:schemas-microsoft-com:office:office" xmlns:oel="http://schemas.microsoft.com/office/2019/extlst" xmlns:r="http://schemas.openxmlformats.org/officeDocument/2006/relationships" xmlns:m="http://schemas.openxmlformats.org/officeDocument/2006/math" xmlns:v="urn:schemas-microsoft-com:vml" xmlns:wp14="http://schemas.microsoft.com/office/word/2010/wordprocessingDrawing" xmlns:wp="http://schemas.openxmlformats.org/drawingml/2006/wordprocessingDrawing" xmlns:w10="urn:schemas-microsoft-com:office:word" xmlns:w="http://schemas.openxmlformats.org/wordprocessingml/2006/main" xmlns:w14="http://schemas.microsoft.com/office/word/2010/wordml" xmlns:w15="http://schemas.microsoft.com/office/word/2012/wordml" xmlns:w16cex="http://schemas.microsoft.com/office/word/2018/wordml/cex" xmlns:w16cid="http://schemas.microsoft.com/office/word/2016/wordml/cid" xmlns:w16="http://schemas.microsoft.com/office/word/2018/wordml" xmlns:w16du="http://schemas.microsoft.com/office/word/2023/wordml/word16du" xmlns:w16sdtdh="http://schemas.microsoft.com/office/word/2020/wordml/sdtdatahash" xmlns:w16sdtfl="http://schemas.microsoft.com/office/word/2024/wordml/sdtformatlock" xmlns:w16se="http://schemas.microsoft.com/office/word/2015/wordml/symex" xmlns:wpg="http://schemas.microsoft.com/office/word/2010/wordprocessingGroup" xmlns:wpi="http://schemas.microsoft.com/office/word/2010/wordprocessingInk" xmlns:wne="http://schemas.microsoft.com/office/word/2006/wordml" xmlns:wps="http://schemas.microsoft.com/office/word/2010/wordprocessingShape" mc:Ignorable="w14 w15 w16se w16cid w16 w16cex w16sdtdh w16sdtfl w16du wp14">
   <w:p>
     <w:pPr>
       <w:pStyle w:val="Footer"/>
@@ -653,7 +808,7 @@
 </file>
 
 <file path=word/footer2.xml><?xml version="1.0" encoding="utf-8"?>
-<w:ftr xmlns:wpc="http://schemas.microsoft.com/office/word/2010/wordprocessingCanvas" xmlns:cx="http://schemas.microsoft.com/office/drawing/2014/chartex" xmlns:cx1="http://schemas.microsoft.com/office/drawing/2015/9/8/chartex" xmlns:cx2="http://schemas.microsoft.com/office/drawing/2015/10/21/chartex" xmlns:cx3="http://schemas.microsoft.com/office/drawing/2016/5/9/chartex" xmlns:cx4="http://schemas.microsoft.com/office/drawing/2016/5/10/chartex" xmlns:cx5="http://schemas.microsoft.com/office/drawing/2016/5/11/chartex" xmlns:cx6="http://schemas.microsoft.com/office/drawing/2016/5/12/chartex" xmlns:cx7="http://schemas.microsoft.com/office/drawing/2016/5/13/chartex" xmlns:cx8="http://schemas.microsoft.com/office/drawing/2016/5/14/chartex" xmlns:mc="http://schemas.openxmlformats.org/markup-compatibility/2006" xmlns:aink="http://schemas.microsoft.com/office/drawing/2016/ink" xmlns:am3d="http://schemas.microsoft.com/office/drawing/2017/model3d" xmlns:o="urn:schemas-microsoft-com:office:office" xmlns:oel="http://schemas.microsoft.com/office/2019/extlst" xmlns:r="http://schemas.openxmlformats.org/officeDocument/2006/relationships" xmlns:m="http://schemas.openxmlformats.org/officeDocument/2006/math" xmlns:v="urn:schemas-microsoft-com:vml" xmlns:wp14="http://schemas.microsoft.com/office/word/2010/wordprocessingDrawing" xmlns:wp="http://schemas.openxmlformats.org/drawingml/2006/wordprocessingDrawing" xmlns:w10="urn:schemas-microsoft-com:office:word" xmlns:w="http://schemas.openxmlformats.org/wordprocessingml/2006/main" xmlns:w14="http://schemas.microsoft.com/office/word/2010/wordml" xmlns:w15="http://schemas.microsoft.com/office/word/2012/wordml" xmlns:w16cex="http://schemas.microsoft.com/office/word/2018/wordml/cex" xmlns:w16cid="http://schemas.microsoft.com/office/word/2016/wordml/cid" xmlns:w16="http://schemas.microsoft.com/office/word/2018/wordml" xmlns:w16sdtdh="http://schemas.microsoft.com/office/word/2020/wordml/sdtdatahash" xmlns:w16se="http://schemas.microsoft.com/office/word/2015/wordml/symex" xmlns:wpg="http://schemas.microsoft.com/office/word/2010/wordprocessingGroup" xmlns:wpi="http://schemas.microsoft.com/office/word/2010/wordprocessingInk" xmlns:wne="http://schemas.microsoft.com/office/word/2006/wordml" xmlns:wps="http://schemas.microsoft.com/office/word/2010/wordprocessingShape" mc:Ignorable="w14 w15 w16se w16cid w16 w16cex w16sdtdh wp14">
+<w:ftr xmlns:wpc="http://schemas.microsoft.com/office/word/2010/wordprocessingCanvas" xmlns:cx="http://schemas.microsoft.com/office/drawing/2014/chartex" xmlns:cx1="http://schemas.microsoft.com/office/drawing/2015/9/8/chartex" xmlns:cx2="http://schemas.microsoft.com/office/drawing/2015/10/21/chartex" xmlns:cx3="http://schemas.microsoft.com/office/drawing/2016/5/9/chartex" xmlns:cx4="http://schemas.microsoft.com/office/drawing/2016/5/10/chartex" xmlns:cx5="http://schemas.microsoft.com/office/drawing/2016/5/11/chartex" xmlns:cx6="http://schemas.microsoft.com/office/drawing/2016/5/12/chartex" xmlns:cx7="http://schemas.microsoft.com/office/drawing/2016/5/13/chartex" xmlns:cx8="http://schemas.microsoft.com/office/drawing/2016/5/14/chartex" xmlns:mc="http://schemas.openxmlformats.org/markup-compatibility/2006" xmlns:aink="http://schemas.microsoft.com/office/drawing/2016/ink" xmlns:am3d="http://schemas.microsoft.com/office/drawing/2017/model3d" xmlns:o="urn:schemas-microsoft-com:office:office" xmlns:oel="http://schemas.microsoft.com/office/2019/extlst" xmlns:r="http://schemas.openxmlformats.org/officeDocument/2006/relationships" xmlns:m="http://schemas.openxmlformats.org/officeDocument/2006/math" xmlns:v="urn:schemas-microsoft-com:vml" xmlns:wp14="http://schemas.microsoft.com/office/word/2010/wordprocessingDrawing" xmlns:wp="http://schemas.openxmlformats.org/drawingml/2006/wordprocessingDrawing" xmlns:w10="urn:schemas-microsoft-com:office:word" xmlns:w="http://schemas.openxmlformats.org/wordprocessingml/2006/main" xmlns:w14="http://schemas.microsoft.com/office/word/2010/wordml" xmlns:w15="http://schemas.microsoft.com/office/word/2012/wordml" xmlns:w16cex="http://schemas.microsoft.com/office/word/2018/wordml/cex" xmlns:w16cid="http://schemas.microsoft.com/office/word/2016/wordml/cid" xmlns:w16="http://schemas.microsoft.com/office/word/2018/wordml" xmlns:w16du="http://schemas.microsoft.com/office/word/2023/wordml/word16du" xmlns:w16sdtdh="http://schemas.microsoft.com/office/word/2020/wordml/sdtdatahash" xmlns:w16sdtfl="http://schemas.microsoft.com/office/word/2024/wordml/sdtformatlock" xmlns:w16se="http://schemas.microsoft.com/office/word/2015/wordml/symex" xmlns:wpg="http://schemas.microsoft.com/office/word/2010/wordprocessingGroup" xmlns:wpi="http://schemas.microsoft.com/office/word/2010/wordprocessingInk" xmlns:wne="http://schemas.microsoft.com/office/word/2006/wordml" xmlns:wps="http://schemas.microsoft.com/office/word/2010/wordprocessingShape" mc:Ignorable="w14 w15 w16se w16cid w16 w16cex w16sdtdh w16sdtfl w16du wp14">
   <w:p>
     <w:pPr>
       <w:pStyle w:val="Footer"/>
@@ -663,7 +818,7 @@
 </file>
 
 <file path=word/footer3.xml><?xml version="1.0" encoding="utf-8"?>
-<w:ftr xmlns:wpc="http://schemas.microsoft.com/office/word/2010/wordprocessingCanvas" xmlns:cx="http://schemas.microsoft.com/office/drawing/2014/chartex" xmlns:cx1="http://schemas.microsoft.com/office/drawing/2015/9/8/chartex" xmlns:cx2="http://schemas.microsoft.com/office/drawing/2015/10/21/chartex" xmlns:cx3="http://schemas.microsoft.com/office/drawing/2016/5/9/chartex" xmlns:cx4="http://schemas.microsoft.com/office/drawing/2016/5/10/chartex" xmlns:cx5="http://schemas.microsoft.com/office/drawing/2016/5/11/chartex" xmlns:cx6="http://schemas.microsoft.com/office/drawing/2016/5/12/chartex" xmlns:cx7="http://schemas.microsoft.com/office/drawing/2016/5/13/chartex" xmlns:cx8="http://schemas.microsoft.com/office/drawing/2016/5/14/chartex" xmlns:mc="http://schemas.openxmlformats.org/markup-compatibility/2006" xmlns:aink="http://schemas.microsoft.com/office/drawing/2016/ink" xmlns:am3d="http://schemas.microsoft.com/office/drawing/2017/model3d" xmlns:o="urn:schemas-microsoft-com:office:office" xmlns:oel="http://schemas.microsoft.com/office/2019/extlst" xmlns:r="http://schemas.openxmlformats.org/officeDocument/2006/relationships" xmlns:m="http://schemas.openxmlformats.org/officeDocument/2006/math" xmlns:v="urn:schemas-microsoft-com:vml" xmlns:wp14="http://schemas.microsoft.com/office/word/2010/wordprocessingDrawing" xmlns:wp="http://schemas.openxmlformats.org/drawingml/2006/wordprocessingDrawing" xmlns:w10="urn:schemas-microsoft-com:office:word" xmlns:w="http://schemas.openxmlformats.org/wordprocessingml/2006/main" xmlns:w14="http://schemas.microsoft.com/office/word/2010/wordml" xmlns:w15="http://schemas.microsoft.com/office/word/2012/wordml" xmlns:w16cex="http://schemas.microsoft.com/office/word/2018/wordml/cex" xmlns:w16cid="http://schemas.microsoft.com/office/word/2016/wordml/cid" xmlns:w16="http://schemas.microsoft.com/office/word/2018/wordml" xmlns:w16sdtdh="http://schemas.microsoft.com/office/word/2020/wordml/sdtdatahash" xmlns:w16se="http://schemas.microsoft.com/office/word/2015/wordml/symex" xmlns:wpg="http://schemas.microsoft.com/office/word/2010/wordprocessingGroup" xmlns:wpi="http://schemas.microsoft.com/office/word/2010/wordprocessingInk" xmlns:wne="http://schemas.microsoft.com/office/word/2006/wordml" xmlns:wps="http://schemas.microsoft.com/office/word/2010/wordprocessingShape" mc:Ignorable="w14 w15 w16se w16cid w16 w16cex w16sdtdh wp14">
+<w:ftr xmlns:wpc="http://schemas.microsoft.com/office/word/2010/wordprocessingCanvas" xmlns:cx="http://schemas.microsoft.com/office/drawing/2014/chartex" xmlns:cx1="http://schemas.microsoft.com/office/drawing/2015/9/8/chartex" xmlns:cx2="http://schemas.microsoft.com/office/drawing/2015/10/21/chartex" xmlns:cx3="http://schemas.microsoft.com/office/drawing/2016/5/9/chartex" xmlns:cx4="http://schemas.microsoft.com/office/drawing/2016/5/10/chartex" xmlns:cx5="http://schemas.microsoft.com/office/drawing/2016/5/11/chartex" xmlns:cx6="http://schemas.microsoft.com/office/drawing/2016/5/12/chartex" xmlns:cx7="http://schemas.microsoft.com/office/drawing/2016/5/13/chartex" xmlns:cx8="http://schemas.microsoft.com/office/drawing/2016/5/14/chartex" xmlns:mc="http://schemas.openxmlformats.org/markup-compatibility/2006" xmlns:aink="http://schemas.microsoft.com/office/drawing/2016/ink" xmlns:am3d="http://schemas.microsoft.com/office/drawing/2017/model3d" xmlns:o="urn:schemas-microsoft-com:office:office" xmlns:oel="http://schemas.microsoft.com/office/2019/extlst" xmlns:r="http://schemas.openxmlformats.org/officeDocument/2006/relationships" xmlns:m="http://schemas.openxmlformats.org/officeDocument/2006/math" xmlns:v="urn:schemas-microsoft-com:vml" xmlns:wp14="http://schemas.microsoft.com/office/word/2010/wordprocessingDrawing" xmlns:wp="http://schemas.openxmlformats.org/drawingml/2006/wordprocessingDrawing" xmlns:w10="urn:schemas-microsoft-com:office:word" xmlns:w="http://schemas.openxmlformats.org/wordprocessingml/2006/main" xmlns:w14="http://schemas.microsoft.com/office/word/2010/wordml" xmlns:w15="http://schemas.microsoft.com/office/word/2012/wordml" xmlns:w16cex="http://schemas.microsoft.com/office/word/2018/wordml/cex" xmlns:w16cid="http://schemas.microsoft.com/office/word/2016/wordml/cid" xmlns:w16="http://schemas.microsoft.com/office/word/2018/wordml" xmlns:w16du="http://schemas.microsoft.com/office/word/2023/wordml/word16du" xmlns:w16sdtdh="http://schemas.microsoft.com/office/word/2020/wordml/sdtdatahash" xmlns:w16sdtfl="http://schemas.microsoft.com/office/word/2024/wordml/sdtformatlock" xmlns:w16se="http://schemas.microsoft.com/office/word/2015/wordml/symex" xmlns:wpg="http://schemas.microsoft.com/office/word/2010/wordprocessingGroup" xmlns:wpi="http://schemas.microsoft.com/office/word/2010/wordprocessingInk" xmlns:wne="http://schemas.microsoft.com/office/word/2006/wordml" xmlns:wps="http://schemas.microsoft.com/office/word/2010/wordprocessingShape" mc:Ignorable="w14 w15 w16se w16cid w16 w16cex w16sdtdh w16sdtfl w16du wp14">
   <w:p>
     <w:pPr>
       <w:pStyle w:val="Footer"/>
@@ -673,7 +828,7 @@
 </file>
 
 <file path=word/footnotes.xml><?xml version="1.0" encoding="utf-8"?>
-<w:footnotes xmlns:wpc="http://schemas.microsoft.com/office/word/2010/wordprocessingCanvas" xmlns:cx="http://schemas.microsoft.com/office/drawing/2014/chartex" xmlns:cx1="http://schemas.microsoft.com/office/drawing/2015/9/8/chartex" xmlns:cx2="http://schemas.microsoft.com/office/drawing/2015/10/21/chartex" xmlns:cx3="http://schemas.microsoft.com/office/drawing/2016/5/9/chartex" xmlns:cx4="http://schemas.microsoft.com/office/drawing/2016/5/10/chartex" xmlns:cx5="http://schemas.microsoft.com/office/drawing/2016/5/11/chartex" xmlns:cx6="http://schemas.microsoft.com/office/drawing/2016/5/12/chartex" xmlns:cx7="http://schemas.microsoft.com/office/drawing/2016/5/13/chartex" xmlns:cx8="http://schemas.microsoft.com/office/drawing/2016/5/14/chartex" xmlns:mc="http://schemas.openxmlformats.org/markup-compatibility/2006" xmlns:aink="http://schemas.microsoft.com/office/drawing/2016/ink" xmlns:am3d="http://schemas.microsoft.com/office/drawing/2017/model3d" xmlns:o="urn:schemas-microsoft-com:office:office" xmlns:oel="http://schemas.microsoft.com/office/2019/extlst" xmlns:r="http://schemas.openxmlformats.org/officeDocument/2006/relationships" xmlns:m="http://schemas.openxmlformats.org/officeDocument/2006/math" xmlns:v="urn:schemas-microsoft-com:vml" xmlns:wp14="http://schemas.microsoft.com/office/word/2010/wordprocessingDrawing" xmlns:wp="http://schemas.openxmlformats.org/drawingml/2006/wordprocessingDrawing" xmlns:w10="urn:schemas-microsoft-com:office:word" xmlns:w="http://schemas.openxmlformats.org/wordprocessingml/2006/main" xmlns:w14="http://schemas.microsoft.com/office/word/2010/wordml" xmlns:w15="http://schemas.microsoft.com/office/word/2012/wordml" xmlns:w16cex="http://schemas.microsoft.com/office/word/2018/wordml/cex" xmlns:w16cid="http://schemas.microsoft.com/office/word/2016/wordml/cid" xmlns:w16="http://schemas.microsoft.com/office/word/2018/wordml" xmlns:w16sdtdh="http://schemas.microsoft.com/office/word/2020/wordml/sdtdatahash" xmlns:w16se="http://schemas.microsoft.com/office/word/2015/wordml/symex" xmlns:wpg="http://schemas.microsoft.com/office/word/2010/wordprocessingGroup" xmlns:wpi="http://schemas.microsoft.com/office/word/2010/wordprocessingInk" xmlns:wne="http://schemas.microsoft.com/office/word/2006/wordml" xmlns:wps="http://schemas.microsoft.com/office/word/2010/wordprocessingShape" mc:Ignorable="w14 w15 w16se w16cid w16 w16cex w16sdtdh wp14">
+<w:footnotes xmlns:wpc="http://schemas.microsoft.com/office/word/2010/wordprocessingCanvas" xmlns:cx="http://schemas.microsoft.com/office/drawing/2014/chartex" xmlns:cx1="http://schemas.microsoft.com/office/drawing/2015/9/8/chartex" xmlns:cx2="http://schemas.microsoft.com/office/drawing/2015/10/21/chartex" xmlns:cx3="http://schemas.microsoft.com/office/drawing/2016/5/9/chartex" xmlns:cx4="http://schemas.microsoft.com/office/drawing/2016/5/10/chartex" xmlns:cx5="http://schemas.microsoft.com/office/drawing/2016/5/11/chartex" xmlns:cx6="http://schemas.microsoft.com/office/drawing/2016/5/12/chartex" xmlns:cx7="http://schemas.microsoft.com/office/drawing/2016/5/13/chartex" xmlns:cx8="http://schemas.microsoft.com/office/drawing/2016/5/14/chartex" xmlns:mc="http://schemas.openxmlformats.org/markup-compatibility/2006" xmlns:aink="http://schemas.microsoft.com/office/drawing/2016/ink" xmlns:am3d="http://schemas.microsoft.com/office/drawing/2017/model3d" xmlns:o="urn:schemas-microsoft-com:office:office" xmlns:oel="http://schemas.microsoft.com/office/2019/extlst" xmlns:r="http://schemas.openxmlformats.org/officeDocument/2006/relationships" xmlns:m="http://schemas.openxmlformats.org/officeDocument/2006/math" xmlns:v="urn:schemas-microsoft-com:vml" xmlns:wp14="http://schemas.microsoft.com/office/word/2010/wordprocessingDrawing" xmlns:wp="http://schemas.openxmlformats.org/drawingml/2006/wordprocessingDrawing" xmlns:w10="urn:schemas-microsoft-com:office:word" xmlns:w="http://schemas.openxmlformats.org/wordprocessingml/2006/main" xmlns:w14="http://schemas.microsoft.com/office/word/2010/wordml" xmlns:w15="http://schemas.microsoft.com/office/word/2012/wordml" xmlns:w16cex="http://schemas.microsoft.com/office/word/2018/wordml/cex" xmlns:w16cid="http://schemas.microsoft.com/office/word/2016/wordml/cid" xmlns:w16="http://schemas.microsoft.com/office/word/2018/wordml" xmlns:w16du="http://schemas.microsoft.com/office/word/2023/wordml/word16du" xmlns:w16sdtdh="http://schemas.microsoft.com/office/word/2020/wordml/sdtdatahash" xmlns:w16sdtfl="http://schemas.microsoft.com/office/word/2024/wordml/sdtformatlock" xmlns:w16se="http://schemas.microsoft.com/office/word/2015/wordml/symex" xmlns:wpg="http://schemas.microsoft.com/office/word/2010/wordprocessingGroup" xmlns:wpi="http://schemas.microsoft.com/office/word/2010/wordprocessingInk" xmlns:wne="http://schemas.microsoft.com/office/word/2006/wordml" xmlns:wps="http://schemas.microsoft.com/office/word/2010/wordprocessingShape" mc:Ignorable="w14 w15 w16se w16cid w16 w16cex w16sdtdh w16sdtfl w16du wp14">
   <w:footnote w:type="separator" w:id="-1">
     <w:p>
       <w:pPr>
@@ -698,7 +853,7 @@
 </file>
 
 <file path=word/header1.xml><?xml version="1.0" encoding="utf-8"?>
-<w:hdr xmlns:wpc="http://schemas.microsoft.com/office/word/2010/wordprocessingCanvas" xmlns:cx="http://schemas.microsoft.com/office/drawing/2014/chartex" xmlns:cx1="http://schemas.microsoft.com/office/drawing/2015/9/8/chartex" xmlns:cx2="http://schemas.microsoft.com/office/drawing/2015/10/21/chartex" xmlns:cx3="http://schemas.microsoft.com/office/drawing/2016/5/9/chartex" xmlns:cx4="http://schemas.microsoft.com/office/drawing/2016/5/10/chartex" xmlns:cx5="http://schemas.microsoft.com/office/drawing/2016/5/11/chartex" xmlns:cx6="http://schemas.microsoft.com/office/drawing/2016/5/12/chartex" xmlns:cx7="http://schemas.microsoft.com/office/drawing/2016/5/13/chartex" xmlns:cx8="http://schemas.microsoft.com/office/drawing/2016/5/14/chartex" xmlns:mc="http://schemas.openxmlformats.org/markup-compatibility/2006" xmlns:aink="http://schemas.microsoft.com/office/drawing/2016/ink" xmlns:am3d="http://schemas.microsoft.com/office/drawing/2017/model3d" xmlns:o="urn:schemas-microsoft-com:office:office" xmlns:oel="http://schemas.microsoft.com/office/2019/extlst" xmlns:r="http://schemas.openxmlformats.org/officeDocument/2006/relationships" xmlns:m="http://schemas.openxmlformats.org/officeDocument/2006/math" xmlns:v="urn:schemas-microsoft-com:vml" xmlns:wp14="http://schemas.microsoft.com/office/word/2010/wordprocessingDrawing" xmlns:wp="http://schemas.openxmlformats.org/drawingml/2006/wordprocessingDrawing" xmlns:w10="urn:schemas-microsoft-com:office:word" xmlns:w="http://schemas.openxmlformats.org/wordprocessingml/2006/main" xmlns:w14="http://schemas.microsoft.com/office/word/2010/wordml" xmlns:w15="http://schemas.microsoft.com/office/word/2012/wordml" xmlns:w16cex="http://schemas.microsoft.com/office/word/2018/wordml/cex" xmlns:w16cid="http://schemas.microsoft.com/office/word/2016/wordml/cid" xmlns:w16="http://schemas.microsoft.com/office/word/2018/wordml" xmlns:w16sdtdh="http://schemas.microsoft.com/office/word/2020/wordml/sdtdatahash" xmlns:w16se="http://schemas.microsoft.com/office/word/2015/wordml/symex" xmlns:wpg="http://schemas.microsoft.com/office/word/2010/wordprocessingGroup" xmlns:wpi="http://schemas.microsoft.com/office/word/2010/wordprocessingInk" xmlns:wne="http://schemas.microsoft.com/office/word/2006/wordml" xmlns:wps="http://schemas.microsoft.com/office/word/2010/wordprocessingShape" mc:Ignorable="w14 w15 w16se w16cid w16 w16cex w16sdtdh wp14">
+<w:hdr xmlns:wpc="http://schemas.microsoft.com/office/word/2010/wordprocessingCanvas" xmlns:cx="http://schemas.microsoft.com/office/drawing/2014/chartex" xmlns:cx1="http://schemas.microsoft.com/office/drawing/2015/9/8/chartex" xmlns:cx2="http://schemas.microsoft.com/office/drawing/2015/10/21/chartex" xmlns:cx3="http://schemas.microsoft.com/office/drawing/2016/5/9/chartex" xmlns:cx4="http://schemas.microsoft.com/office/drawing/2016/5/10/chartex" xmlns:cx5="http://schemas.microsoft.com/office/drawing/2016/5/11/chartex" xmlns:cx6="http://schemas.microsoft.com/office/drawing/2016/5/12/chartex" xmlns:cx7="http://schemas.microsoft.com/office/drawing/2016/5/13/chartex" xmlns:cx8="http://schemas.microsoft.com/office/drawing/2016/5/14/chartex" xmlns:mc="http://schemas.openxmlformats.org/markup-compatibility/2006" xmlns:aink="http://schemas.microsoft.com/office/drawing/2016/ink" xmlns:am3d="http://schemas.microsoft.com/office/drawing/2017/model3d" xmlns:o="urn:schemas-microsoft-com:office:office" xmlns:oel="http://schemas.microsoft.com/office/2019/extlst" xmlns:r="http://schemas.openxmlformats.org/officeDocument/2006/relationships" xmlns:m="http://schemas.openxmlformats.org/officeDocument/2006/math" xmlns:v="urn:schemas-microsoft-com:vml" xmlns:wp14="http://schemas.microsoft.com/office/word/2010/wordprocessingDrawing" xmlns:wp="http://schemas.openxmlformats.org/drawingml/2006/wordprocessingDrawing" xmlns:w10="urn:schemas-microsoft-com:office:word" xmlns:w="http://schemas.openxmlformats.org/wordprocessingml/2006/main" xmlns:w14="http://schemas.microsoft.com/office/word/2010/wordml" xmlns:w15="http://schemas.microsoft.com/office/word/2012/wordml" xmlns:w16cex="http://schemas.microsoft.com/office/word/2018/wordml/cex" xmlns:w16cid="http://schemas.microsoft.com/office/word/2016/wordml/cid" xmlns:w16="http://schemas.microsoft.com/office/word/2018/wordml" xmlns:w16du="http://schemas.microsoft.com/office/word/2023/wordml/word16du" xmlns:w16sdtdh="http://schemas.microsoft.com/office/word/2020/wordml/sdtdatahash" xmlns:w16sdtfl="http://schemas.microsoft.com/office/word/2024/wordml/sdtformatlock" xmlns:w16se="http://schemas.microsoft.com/office/word/2015/wordml/symex" xmlns:wpg="http://schemas.microsoft.com/office/word/2010/wordprocessingGroup" xmlns:wpi="http://schemas.microsoft.com/office/word/2010/wordprocessingInk" xmlns:wne="http://schemas.microsoft.com/office/word/2006/wordml" xmlns:wps="http://schemas.microsoft.com/office/word/2010/wordprocessingShape" mc:Ignorable="w14 w15 w16se w16cid w16 w16cex w16sdtdh w16sdtfl w16du wp14">
   <w:p>
     <w:pPr>
       <w:pStyle w:val="Header"/>
@@ -708,7 +863,7 @@
 </file>
 
 <file path=word/header2.xml><?xml version="1.0" encoding="utf-8"?>
-<w:hdr xmlns:wpc="http://schemas.microsoft.com/office/word/2010/wordprocessingCanvas" xmlns:cx="http://schemas.microsoft.com/office/drawing/2014/chartex" xmlns:cx1="http://schemas.microsoft.com/office/drawing/2015/9/8/chartex" xmlns:cx2="http://schemas.microsoft.com/office/drawing/2015/10/21/chartex" xmlns:cx3="http://schemas.microsoft.com/office/drawing/2016/5/9/chartex" xmlns:cx4="http://schemas.microsoft.com/office/drawing/2016/5/10/chartex" xmlns:cx5="http://schemas.microsoft.com/office/drawing/2016/5/11/chartex" xmlns:cx6="http://schemas.microsoft.com/office/drawing/2016/5/12/chartex" xmlns:cx7="http://schemas.microsoft.com/office/drawing/2016/5/13/chartex" xmlns:cx8="http://schemas.microsoft.com/office/drawing/2016/5/14/chartex" xmlns:mc="http://schemas.openxmlformats.org/markup-compatibility/2006" xmlns:aink="http://schemas.microsoft.com/office/drawing/2016/ink" xmlns:am3d="http://schemas.microsoft.com/office/drawing/2017/model3d" xmlns:o="urn:schemas-microsoft-com:office:office" xmlns:oel="http://schemas.microsoft.com/office/2019/extlst" xmlns:r="http://schemas.openxmlformats.org/officeDocument/2006/relationships" xmlns:m="http://schemas.openxmlformats.org/officeDocument/2006/math" xmlns:v="urn:schemas-microsoft-com:vml" xmlns:wp14="http://schemas.microsoft.com/office/word/2010/wordprocessingDrawing" xmlns:wp="http://schemas.openxmlformats.org/drawingml/2006/wordprocessingDrawing" xmlns:w10="urn:schemas-microsoft-com:office:word" xmlns:w="http://schemas.openxmlformats.org/wordprocessingml/2006/main" xmlns:w14="http://schemas.microsoft.com/office/word/2010/wordml" xmlns:w15="http://schemas.microsoft.com/office/word/2012/wordml" xmlns:w16cex="http://schemas.microsoft.com/office/word/2018/wordml/cex" xmlns:w16cid="http://schemas.microsoft.com/office/word/2016/wordml/cid" xmlns:w16="http://schemas.microsoft.com/office/word/2018/wordml" xmlns:w16sdtdh="http://schemas.microsoft.com/office/word/2020/wordml/sdtdatahash" xmlns:w16se="http://schemas.microsoft.com/office/word/2015/wordml/symex" xmlns:wpg="http://schemas.microsoft.com/office/word/2010/wordprocessingGroup" xmlns:wpi="http://schemas.microsoft.com/office/word/2010/wordprocessingInk" xmlns:wne="http://schemas.microsoft.com/office/word/2006/wordml" xmlns:wps="http://schemas.microsoft.com/office/word/2010/wordprocessingShape" mc:Ignorable="w14 w15 w16se w16cid w16 w16cex w16sdtdh wp14">
+<w:hdr xmlns:wpc="http://schemas.microsoft.com/office/word/2010/wordprocessingCanvas" xmlns:cx="http://schemas.microsoft.com/office/drawing/2014/chartex" xmlns:cx1="http://schemas.microsoft.com/office/drawing/2015/9/8/chartex" xmlns:cx2="http://schemas.microsoft.com/office/drawing/2015/10/21/chartex" xmlns:cx3="http://schemas.microsoft.com/office/drawing/2016/5/9/chartex" xmlns:cx4="http://schemas.microsoft.com/office/drawing/2016/5/10/chartex" xmlns:cx5="http://schemas.microsoft.com/office/drawing/2016/5/11/chartex" xmlns:cx6="http://schemas.microsoft.com/office/drawing/2016/5/12/chartex" xmlns:cx7="http://schemas.microsoft.com/office/drawing/2016/5/13/chartex" xmlns:cx8="http://schemas.microsoft.com/office/drawing/2016/5/14/chartex" xmlns:mc="http://schemas.openxmlformats.org/markup-compatibility/2006" xmlns:aink="http://schemas.microsoft.com/office/drawing/2016/ink" xmlns:am3d="http://schemas.microsoft.com/office/drawing/2017/model3d" xmlns:o="urn:schemas-microsoft-com:office:office" xmlns:oel="http://schemas.microsoft.com/office/2019/extlst" xmlns:r="http://schemas.openxmlformats.org/officeDocument/2006/relationships" xmlns:m="http://schemas.openxmlformats.org/officeDocument/2006/math" xmlns:v="urn:schemas-microsoft-com:vml" xmlns:wp14="http://schemas.microsoft.com/office/word/2010/wordprocessingDrawing" xmlns:wp="http://schemas.openxmlformats.org/drawingml/2006/wordprocessingDrawing" xmlns:w10="urn:schemas-microsoft-com:office:word" xmlns:w="http://schemas.openxmlformats.org/wordprocessingml/2006/main" xmlns:w14="http://schemas.microsoft.com/office/word/2010/wordml" xmlns:w15="http://schemas.microsoft.com/office/word/2012/wordml" xmlns:w16cex="http://schemas.microsoft.com/office/word/2018/wordml/cex" xmlns:w16cid="http://schemas.microsoft.com/office/word/2016/wordml/cid" xmlns:w16="http://schemas.microsoft.com/office/word/2018/wordml" xmlns:w16du="http://schemas.microsoft.com/office/word/2023/wordml/word16du" xmlns:w16sdtdh="http://schemas.microsoft.com/office/word/2020/wordml/sdtdatahash" xmlns:w16sdtfl="http://schemas.microsoft.com/office/word/2024/wordml/sdtformatlock" xmlns:w16se="http://schemas.microsoft.com/office/word/2015/wordml/symex" xmlns:wpg="http://schemas.microsoft.com/office/word/2010/wordprocessingGroup" xmlns:wpi="http://schemas.microsoft.com/office/word/2010/wordprocessingInk" xmlns:wne="http://schemas.microsoft.com/office/word/2006/wordml" xmlns:wps="http://schemas.microsoft.com/office/word/2010/wordprocessingShape" mc:Ignorable="w14 w15 w16se w16cid w16 w16cex w16sdtdh w16sdtfl w16du wp14">
   <w:p>
     <w:pPr>
       <w:pStyle w:val="Header"/>
@@ -719,7 +874,7 @@
 </file>
 
 <file path=word/header3.xml><?xml version="1.0" encoding="utf-8"?>
-<w:hdr xmlns:wpc="http://schemas.microsoft.com/office/word/2010/wordprocessingCanvas" xmlns:cx="http://schemas.microsoft.com/office/drawing/2014/chartex" xmlns:cx1="http://schemas.microsoft.com/office/drawing/2015/9/8/chartex" xmlns:cx2="http://schemas.microsoft.com/office/drawing/2015/10/21/chartex" xmlns:cx3="http://schemas.microsoft.com/office/drawing/2016/5/9/chartex" xmlns:cx4="http://schemas.microsoft.com/office/drawing/2016/5/10/chartex" xmlns:cx5="http://schemas.microsoft.com/office/drawing/2016/5/11/chartex" xmlns:cx6="http://schemas.microsoft.com/office/drawing/2016/5/12/chartex" xmlns:cx7="http://schemas.microsoft.com/office/drawing/2016/5/13/chartex" xmlns:cx8="http://schemas.microsoft.com/office/drawing/2016/5/14/chartex" xmlns:mc="http://schemas.openxmlformats.org/markup-compatibility/2006" xmlns:aink="http://schemas.microsoft.com/office/drawing/2016/ink" xmlns:am3d="http://schemas.microsoft.com/office/drawing/2017/model3d" xmlns:o="urn:schemas-microsoft-com:office:office" xmlns:oel="http://schemas.microsoft.com/office/2019/extlst" xmlns:r="http://schemas.openxmlformats.org/officeDocument/2006/relationships" xmlns:m="http://schemas.openxmlformats.org/officeDocument/2006/math" xmlns:v="urn:schemas-microsoft-com:vml" xmlns:wp14="http://schemas.microsoft.com/office/word/2010/wordprocessingDrawing" xmlns:wp="http://schemas.openxmlformats.org/drawingml/2006/wordprocessingDrawing" xmlns:w10="urn:schemas-microsoft-com:office:word" xmlns:w="http://schemas.openxmlformats.org/wordprocessingml/2006/main" xmlns:w14="http://schemas.microsoft.com/office/word/2010/wordml" xmlns:w15="http://schemas.microsoft.com/office/word/2012/wordml" xmlns:w16cex="http://schemas.microsoft.com/office/word/2018/wordml/cex" xmlns:w16cid="http://schemas.microsoft.com/office/word/2016/wordml/cid" xmlns:w16="http://schemas.microsoft.com/office/word/2018/wordml" xmlns:w16sdtdh="http://schemas.microsoft.com/office/word/2020/wordml/sdtdatahash" xmlns:w16se="http://schemas.microsoft.com/office/word/2015/wordml/symex" xmlns:wpg="http://schemas.microsoft.com/office/word/2010/wordprocessingGroup" xmlns:wpi="http://schemas.microsoft.com/office/word/2010/wordprocessingInk" xmlns:wne="http://schemas.microsoft.com/office/word/2006/wordml" xmlns:wps="http://schemas.microsoft.com/office/word/2010/wordprocessingShape" mc:Ignorable="w14 w15 w16se w16cid w16 w16cex w16sdtdh wp14">
+<w:hdr xmlns:wpc="http://schemas.microsoft.com/office/word/2010/wordprocessingCanvas" xmlns:cx="http://schemas.microsoft.com/office/drawing/2014/chartex" xmlns:cx1="http://schemas.microsoft.com/office/drawing/2015/9/8/chartex" xmlns:cx2="http://schemas.microsoft.com/office/drawing/2015/10/21/chartex" xmlns:cx3="http://schemas.microsoft.com/office/drawing/2016/5/9/chartex" xmlns:cx4="http://schemas.microsoft.com/office/drawing/2016/5/10/chartex" xmlns:cx5="http://schemas.microsoft.com/office/drawing/2016/5/11/chartex" xmlns:cx6="http://schemas.microsoft.com/office/drawing/2016/5/12/chartex" xmlns:cx7="http://schemas.microsoft.com/office/drawing/2016/5/13/chartex" xmlns:cx8="http://schemas.microsoft.com/office/drawing/2016/5/14/chartex" xmlns:mc="http://schemas.openxmlformats.org/markup-compatibility/2006" xmlns:aink="http://schemas.microsoft.com/office/drawing/2016/ink" xmlns:am3d="http://schemas.microsoft.com/office/drawing/2017/model3d" xmlns:o="urn:schemas-microsoft-com:office:office" xmlns:oel="http://schemas.microsoft.com/office/2019/extlst" xmlns:r="http://schemas.openxmlformats.org/officeDocument/2006/relationships" xmlns:m="http://schemas.openxmlformats.org/officeDocument/2006/math" xmlns:v="urn:schemas-microsoft-com:vml" xmlns:wp14="http://schemas.microsoft.com/office/word/2010/wordprocessingDrawing" xmlns:wp="http://schemas.openxmlformats.org/drawingml/2006/wordprocessingDrawing" xmlns:w10="urn:schemas-microsoft-com:office:word" xmlns:w="http://schemas.openxmlformats.org/wordprocessingml/2006/main" xmlns:w14="http://schemas.microsoft.com/office/word/2010/wordml" xmlns:w15="http://schemas.microsoft.com/office/word/2012/wordml" xmlns:w16cex="http://schemas.microsoft.com/office/word/2018/wordml/cex" xmlns:w16cid="http://schemas.microsoft.com/office/word/2016/wordml/cid" xmlns:w16="http://schemas.microsoft.com/office/word/2018/wordml" xmlns:w16du="http://schemas.microsoft.com/office/word/2023/wordml/word16du" xmlns:w16sdtdh="http://schemas.microsoft.com/office/word/2020/wordml/sdtdatahash" xmlns:w16sdtfl="http://schemas.microsoft.com/office/word/2024/wordml/sdtformatlock" xmlns:w16se="http://schemas.microsoft.com/office/word/2015/wordml/symex" xmlns:wpg="http://schemas.microsoft.com/office/word/2010/wordprocessingGroup" xmlns:wpi="http://schemas.microsoft.com/office/word/2010/wordprocessingInk" xmlns:wne="http://schemas.microsoft.com/office/word/2006/wordml" xmlns:wps="http://schemas.microsoft.com/office/word/2010/wordprocessingShape" mc:Ignorable="w14 w15 w16se w16cid w16 w16cex w16sdtdh w16sdtfl w16du wp14">
   <w:p>
     <w:pPr>
       <w:pStyle w:val="Header"/>
@@ -728,7 +883,7 @@
     <w:r>
       <w:tab/>
       <w:tab/>
-      <w:t>2025-08-02</w:t>
+      <w:t>2026-07-12</w:t>
       <w:br/>
       <w:br/>
     </w:r>
@@ -745,7 +900,7 @@
 </file>
 
 <file path=word/numbering.xml><?xml version="1.0" encoding="utf-8"?>
-<w:numbering xmlns:wpc="http://schemas.microsoft.com/office/word/2010/wordprocessingCanvas" xmlns:cx="http://schemas.microsoft.com/office/drawing/2014/chartex" xmlns:cx1="http://schemas.microsoft.com/office/drawing/2015/9/8/chartex" xmlns:cx2="http://schemas.microsoft.com/office/drawing/2015/10/21/chartex" xmlns:cx3="http://schemas.microsoft.com/office/drawing/2016/5/9/chartex" xmlns:cx4="http://schemas.microsoft.com/office/drawing/2016/5/10/chartex" xmlns:cx5="http://schemas.microsoft.com/office/drawing/2016/5/11/chartex" xmlns:cx6="http://schemas.microsoft.com/office/drawing/2016/5/12/chartex" xmlns:cx7="http://schemas.microsoft.com/office/drawing/2016/5/13/chartex" xmlns:cx8="http://schemas.microsoft.com/office/drawing/2016/5/14/chartex" xmlns:mc="http://schemas.openxmlformats.org/markup-compatibility/2006" xmlns:aink="http://schemas.microsoft.com/office/drawing/2016/ink" xmlns:am3d="http://schemas.microsoft.com/office/drawing/2017/model3d" xmlns:o="urn:schemas-microsoft-com:office:office" xmlns:oel="http://schemas.microsoft.com/office/2019/extlst" xmlns:r="http://schemas.openxmlformats.org/officeDocument/2006/relationships" xmlns:m="http://schemas.openxmlformats.org/officeDocument/2006/math" xmlns:v="urn:schemas-microsoft-com:vml" xmlns:wp14="http://schemas.microsoft.com/office/word/2010/wordprocessingDrawing" xmlns:wp="http://schemas.openxmlformats.org/drawingml/2006/wordprocessingDrawing" xmlns:w10="urn:schemas-microsoft-com:office:word" xmlns:w="http://schemas.openxmlformats.org/wordprocessingml/2006/main" xmlns:w14="http://schemas.microsoft.com/office/word/2010/wordml" xmlns:w15="http://schemas.microsoft.com/office/word/2012/wordml" xmlns:w16cex="http://schemas.microsoft.com/office/word/2018/wordml/cex" xmlns:w16cid="http://schemas.microsoft.com/office/word/2016/wordml/cid" xmlns:w16="http://schemas.microsoft.com/office/word/2018/wordml" xmlns:w16sdtdh="http://schemas.microsoft.com/office/word/2020/wordml/sdtdatahash" xmlns:w16se="http://schemas.microsoft.com/office/word/2015/wordml/symex" xmlns:wpg="http://schemas.microsoft.com/office/word/2010/wordprocessingGroup" xmlns:wpi="http://schemas.microsoft.com/office/word/2010/wordprocessingInk" xmlns:wne="http://schemas.microsoft.com/office/word/2006/wordml" xmlns:wps="http://schemas.microsoft.com/office/word/2010/wordprocessingShape" mc:Ignorable="w14 w15 w16se w16cid w16 w16cex w16sdtdh wp14">
+<w:numbering xmlns:wpc="http://schemas.microsoft.com/office/word/2010/wordprocessingCanvas" xmlns:cx="http://schemas.microsoft.com/office/drawing/2014/chartex" xmlns:cx1="http://schemas.microsoft.com/office/drawing/2015/9/8/chartex" xmlns:cx2="http://schemas.microsoft.com/office/drawing/2015/10/21/chartex" xmlns:cx3="http://schemas.microsoft.com/office/drawing/2016/5/9/chartex" xmlns:cx4="http://schemas.microsoft.com/office/drawing/2016/5/10/chartex" xmlns:cx5="http://schemas.microsoft.com/office/drawing/2016/5/11/chartex" xmlns:cx6="http://schemas.microsoft.com/office/drawing/2016/5/12/chartex" xmlns:cx7="http://schemas.microsoft.com/office/drawing/2016/5/13/chartex" xmlns:cx8="http://schemas.microsoft.com/office/drawing/2016/5/14/chartex" xmlns:mc="http://schemas.openxmlformats.org/markup-compatibility/2006" xmlns:aink="http://schemas.microsoft.com/office/drawing/2016/ink" xmlns:am3d="http://schemas.microsoft.com/office/drawing/2017/model3d" xmlns:o="urn:schemas-microsoft-com:office:office" xmlns:oel="http://schemas.microsoft.com/office/2019/extlst" xmlns:r="http://schemas.openxmlformats.org/officeDocument/2006/relationships" xmlns:m="http://schemas.openxmlformats.org/officeDocument/2006/math" xmlns:v="urn:schemas-microsoft-com:vml" xmlns:wp14="http://schemas.microsoft.com/office/word/2010/wordprocessingDrawing" xmlns:wp="http://schemas.openxmlformats.org/drawingml/2006/wordprocessingDrawing" xmlns:w10="urn:schemas-microsoft-com:office:word" xmlns:w="http://schemas.openxmlformats.org/wordprocessingml/2006/main" xmlns:w14="http://schemas.microsoft.com/office/word/2010/wordml" xmlns:w15="http://schemas.microsoft.com/office/word/2012/wordml" xmlns:w16cex="http://schemas.microsoft.com/office/word/2018/wordml/cex" xmlns:w16cid="http://schemas.microsoft.com/office/word/2016/wordml/cid" xmlns:w16="http://schemas.microsoft.com/office/word/2018/wordml" xmlns:w16du="http://schemas.microsoft.com/office/word/2023/wordml/word16du" xmlns:w16sdtdh="http://schemas.microsoft.com/office/word/2020/wordml/sdtdatahash" xmlns:w16sdtfl="http://schemas.microsoft.com/office/word/2024/wordml/sdtformatlock" xmlns:w16se="http://schemas.microsoft.com/office/word/2015/wordml/symex" xmlns:wpg="http://schemas.microsoft.com/office/word/2010/wordprocessingGroup" xmlns:wpi="http://schemas.microsoft.com/office/word/2010/wordprocessingInk" xmlns:wne="http://schemas.microsoft.com/office/word/2006/wordml" xmlns:wps="http://schemas.microsoft.com/office/word/2010/wordprocessingShape" mc:Ignorable="w14 w15 w16se w16cid w16 w16cex w16sdtdh w16sdtfl w16du wp14">
   <w:abstractNum w:abstractNumId="0" w15:restartNumberingAfterBreak="0">
     <w:nsid w:val="FFFFFF7C"/>
     <w:multiLevelType w:val="singleLevel"/>
@@ -948,7 +1103,7 @@
 </file>
 
 <file path=word/styles.xml><?xml version="1.0" encoding="utf-8"?>
-<w:styles xmlns:mc="http://schemas.openxmlformats.org/markup-compatibility/2006" xmlns:r="http://schemas.openxmlformats.org/officeDocument/2006/relationships" xmlns:w="http://schemas.openxmlformats.org/wordprocessingml/2006/main" xmlns:w14="http://schemas.microsoft.com/office/word/2010/wordml" xmlns:w15="http://schemas.microsoft.com/office/word/2012/wordml" xmlns:w16cex="http://schemas.microsoft.com/office/word/2018/wordml/cex" xmlns:w16cid="http://schemas.microsoft.com/office/word/2016/wordml/cid" xmlns:w16="http://schemas.microsoft.com/office/word/2018/wordml" xmlns:w16sdtdh="http://schemas.microsoft.com/office/word/2020/wordml/sdtdatahash" xmlns:w16se="http://schemas.microsoft.com/office/word/2015/wordml/symex" mc:Ignorable="w14 w15 w16se w16cid w16 w16cex w16sdtdh">
+<w:styles xmlns:mc="http://schemas.openxmlformats.org/markup-compatibility/2006" xmlns:r="http://schemas.openxmlformats.org/officeDocument/2006/relationships" xmlns:w="http://schemas.openxmlformats.org/wordprocessingml/2006/main" xmlns:w14="http://schemas.microsoft.com/office/word/2010/wordml" xmlns:w15="http://schemas.microsoft.com/office/word/2012/wordml" xmlns:w16cex="http://schemas.microsoft.com/office/word/2018/wordml/cex" xmlns:w16cid="http://schemas.microsoft.com/office/word/2016/wordml/cid" xmlns:w16="http://schemas.microsoft.com/office/word/2018/wordml" xmlns:w16du="http://schemas.microsoft.com/office/word/2023/wordml/word16du" xmlns:w16sdtdh="http://schemas.microsoft.com/office/word/2020/wordml/sdtdatahash" xmlns:w16sdtfl="http://schemas.microsoft.com/office/word/2024/wordml/sdtformatlock" xmlns:w16se="http://schemas.microsoft.com/office/word/2015/wordml/symex" mc:Ignorable="w14 w15 w16se w16cid w16 w16cex w16sdtdh w16sdtfl w16du">
   <w:docDefaults>
     <w:rPrDefault>
       <w:rPr>
@@ -1706,7 +1861,7 @@
     <w:link w:val="TitleChar"/>
     <w:uiPriority w:val="10"/>
     <w:qFormat/>
-    <w:rsid w:val="007106C8"/>
+    <w:rsid w:val="00E854FA"/>
     <w:pPr>
       <w:spacing w:after="300" w:line="240" w:lineRule="auto"/>
       <w:contextualSpacing/>
@@ -1716,7 +1871,7 @@
       <w:rFonts w:eastAsiaTheme="majorEastAsia" w:cstheme="majorBidi"/>
       <w:spacing w:val="5"/>
       <w:kern w:val="28"/>
-      <w:sz w:val="52"/>
+      <w:sz w:val="40"/>
       <w:szCs w:val="52"/>
       <w:lang w:val="sv-SE" w:eastAsia="en-US" w:bidi="ar-SA"/>
     </w:rPr>
@@ -1726,12 +1881,12 @@
     <w:basedOn w:val="DefaultParagraphFont"/>
     <w:link w:val="Title"/>
     <w:uiPriority w:val="10"/>
-    <w:rsid w:val="007106C8"/>
+    <w:rsid w:val="00E854FA"/>
     <w:rPr>
       <w:rFonts w:ascii="Times New Roman" w:eastAsiaTheme="majorEastAsia" w:hAnsi="Times New Roman" w:cstheme="majorBidi"/>
       <w:spacing w:val="5"/>
       <w:kern w:val="28"/>
-      <w:sz w:val="52"/>
+      <w:sz w:val="40"/>
       <w:szCs w:val="52"/>
       <w:lang w:val="sv-SE" w:eastAsia="en-US" w:bidi="ar-SA"/>
     </w:rPr>

--- a/klagomål/Blåbergssjön FSC-klagomål.docx
+++ b/klagomål/Blåbergssjön FSC-klagomål.docx
@@ -888,7 +888,7 @@
       <w:br/>
     </w:r>
     <w:r>
-      <w:t>Till:</w:t>
+      <w:t>Till: SCA</w:t>
       <w:br/>
     </w:r>
     <w:r>

--- a/klagomål/Blåbergssjön FSC-klagomål.docx
+++ b/klagomål/Blåbergssjön FSC-klagomål.docx
@@ -168,7 +168,7 @@
     </w:p>
     <w:p>
       <w:r>
-        <w:t>Detta klagomål behandlar höga naturvärden i avverkningsanmälan Blåbergssjön i Bjurholms kommun som inkom 2026-07-12 och omfattar 27,1 ha.</w:t>
+        <w:t>Detta klagomål behandlar höga naturvärden i avverkningsanmälan Blåbergssjön i Bjurholms kommun som inkom 2026-07-13 och omfattar 27,1 ha.</w:t>
       </w:r>
     </w:p>
     <w:p>
@@ -883,7 +883,7 @@
     <w:r>
       <w:tab/>
       <w:tab/>
-      <w:t>2026-07-12</w:t>
+      <w:t>2026-07-13</w:t>
       <w:br/>
       <w:br/>
     </w:r>

--- a/klagomål/Blåbergssjön FSC-klagomål.docx
+++ b/klagomål/Blåbergssjön FSC-klagomål.docx
@@ -168,7 +168,7 @@
     </w:p>
     <w:p>
       <w:r>
-        <w:t>Detta klagomål behandlar höga naturvärden i avverkningsanmälan Blåbergssjön i Bjurholms kommun som inkom 2026-07-13 och omfattar 27,1 ha.</w:t>
+        <w:t>Detta klagomål behandlar höga naturvärden i avverkningsanmälan Blåbergssjön i Bjurholms kommun som inkom 2026-07-14 och omfattar 27,1 ha.</w:t>
       </w:r>
     </w:p>
     <w:p>
@@ -883,7 +883,7 @@
     <w:r>
       <w:tab/>
       <w:tab/>
-      <w:t>2026-07-13</w:t>
+      <w:t>2026-07-14</w:t>
       <w:br/>
       <w:br/>
     </w:r>

--- a/klagomål/Blåbergssjön FSC-klagomål.docx
+++ b/klagomål/Blåbergssjön FSC-klagomål.docx
@@ -168,7 +168,7 @@
     </w:p>
     <w:p>
       <w:r>
-        <w:t>Detta klagomål behandlar höga naturvärden i avverkningsanmälan Blåbergssjön i Bjurholms kommun som inkom 2026-07-14 och omfattar 27,1 ha.</w:t>
+        <w:t>Detta klagomål behandlar höga naturvärden i avverkningsanmälan Blåbergssjön i Bjurholms kommun som inkom 2026-07-15 och omfattar 27,1 ha.</w:t>
       </w:r>
     </w:p>
     <w:p>
@@ -883,7 +883,7 @@
     <w:r>
       <w:tab/>
       <w:tab/>
-      <w:t>2026-07-14</w:t>
+      <w:t>2026-07-15</w:t>
       <w:br/>
       <w:br/>
     </w:r>

--- a/klagomål/Blåbergssjön FSC-klagomål.docx
+++ b/klagomål/Blåbergssjön FSC-klagomål.docx
@@ -168,7 +168,7 @@
     </w:p>
     <w:p>
       <w:r>
-        <w:t>Detta klagomål behandlar höga naturvärden i avverkningsanmälan Blåbergssjön i Bjurholms kommun som inkom 2026-07-15 och omfattar 27,1 ha.</w:t>
+        <w:t>Detta klagomål behandlar höga naturvärden i avverkningsanmälan Blåbergssjön i Bjurholms kommun som inkom 2026-07-16 och omfattar 27,1 ha.</w:t>
       </w:r>
     </w:p>
     <w:p>
@@ -883,7 +883,7 @@
     <w:r>
       <w:tab/>
       <w:tab/>
-      <w:t>2026-07-15</w:t>
+      <w:t>2026-07-16</w:t>
       <w:br/>
       <w:br/>
     </w:r>

--- a/klagomål/Blåbergssjön FSC-klagomål.docx
+++ b/klagomål/Blåbergssjön FSC-klagomål.docx
@@ -883,7 +883,7 @@
     <w:r>
       <w:tab/>
       <w:tab/>
-      <w:t>2026-07-16</w:t>
+      <w:t>2026-07-17</w:t>
       <w:br/>
       <w:br/>
     </w:r>

--- a/klagomål/Blåbergssjön FSC-klagomål.docx
+++ b/klagomål/Blåbergssjön FSC-klagomål.docx
@@ -168,7 +168,7 @@
     </w:p>
     <w:p>
       <w:r>
-        <w:t>Detta klagomål behandlar höga naturvärden i avverkningsanmälan Blåbergssjön i Bjurholms kommun som inkom 2026-07-16 och omfattar 27,1 ha.</w:t>
+        <w:t>Detta klagomål behandlar höga naturvärden i avverkningsanmälan Blåbergssjön i Bjurholms kommun som inkom 2026-07-17 och omfattar 27,1 ha.</w:t>
       </w:r>
     </w:p>
     <w:p>

--- a/klagomål/Blåbergssjön FSC-klagomål.docx
+++ b/klagomål/Blåbergssjön FSC-klagomål.docx
@@ -883,7 +883,7 @@
     <w:r>
       <w:tab/>
       <w:tab/>
-      <w:t>2026-07-17</w:t>
+      <w:t>2026-07-18</w:t>
       <w:br/>
       <w:br/>
     </w:r>

--- a/klagomål/Blåbergssjön FSC-klagomål.docx
+++ b/klagomål/Blåbergssjön FSC-klagomål.docx
@@ -168,7 +168,7 @@
     </w:p>
     <w:p>
       <w:r>
-        <w:t>Detta klagomål behandlar höga naturvärden i avverkningsanmälan Blåbergssjön i Bjurholms kommun som inkom 2026-07-17 och omfattar 27,1 ha.</w:t>
+        <w:t>Detta klagomål behandlar höga naturvärden i avverkningsanmälan Blåbergssjön i Bjurholms kommun som inkom 2026-07-18 och omfattar 27,1 ha.</w:t>
       </w:r>
     </w:p>
     <w:p>

--- a/klagomål/Blåbergssjön FSC-klagomål.docx
+++ b/klagomål/Blåbergssjön FSC-klagomål.docx
@@ -168,7 +168,7 @@
     </w:p>
     <w:p>
       <w:r>
-        <w:t>Detta klagomål behandlar höga naturvärden i avverkningsanmälan Blåbergssjön i Bjurholms kommun som inkom 2026-07-18 och omfattar 27,1 ha.</w:t>
+        <w:t>Detta klagomål behandlar höga naturvärden i avverkningsanmälan Blåbergssjön i Bjurholms kommun som inkom 2026-07-19 och omfattar 27,1 ha.</w:t>
       </w:r>
     </w:p>
     <w:p>
@@ -883,7 +883,7 @@
     <w:r>
       <w:tab/>
       <w:tab/>
-      <w:t>2026-07-18</w:t>
+      <w:t>2026-07-19</w:t>
       <w:br/>
       <w:br/>
     </w:r>

--- a/klagomål/Blåbergssjön FSC-klagomål.docx
+++ b/klagomål/Blåbergssjön FSC-klagomål.docx
@@ -883,7 +883,7 @@
     <w:r>
       <w:tab/>
       <w:tab/>
-      <w:t>2026-07-19</w:t>
+      <w:t>2026-07-20</w:t>
       <w:br/>
       <w:br/>
     </w:r>

--- a/klagomål/Blåbergssjön FSC-klagomål.docx
+++ b/klagomål/Blåbergssjön FSC-klagomål.docx
@@ -168,7 +168,7 @@
     </w:p>
     <w:p>
       <w:r>
-        <w:t>Detta klagomål behandlar höga naturvärden i avverkningsanmälan Blåbergssjön i Bjurholms kommun som inkom 2026-07-19 och omfattar 27,1 ha.</w:t>
+        <w:t>Detta klagomål behandlar höga naturvärden i avverkningsanmälan Blåbergssjön i Bjurholms kommun som inkom 2026-07-20 och omfattar 27,1 ha.</w:t>
       </w:r>
     </w:p>
     <w:p>
